--- a/Междисциплинарный проект/Список_Литературы_Кузургалиев.docx
+++ b/Междисциплинарный проект/Список_Литературы_Кузургалиев.docx
@@ -145,23 +145,7 @@
           <w:bCs/>
           <w:lang w:val="ru-RU"/>
         </w:rPr>
-        <w:t xml:space="preserve">«Разработка информационной системы для анализа эффективности </w:t>
-      </w:r>
-      <w:proofErr w:type="spellStart"/>
-      <w:r>
-        <w:rPr>
-          <w:bCs/>
-          <w:lang w:val="ru-RU"/>
-        </w:rPr>
-        <w:t>микросервисной</w:t>
-      </w:r>
-      <w:proofErr w:type="spellEnd"/>
-      <w:r>
-        <w:rPr>
-          <w:bCs/>
-          <w:lang w:val="ru-RU"/>
-        </w:rPr>
-        <w:t xml:space="preserve"> архитектуры</w:t>
+        <w:t>«Разработка информационной системы для анализа эффективности микросервисной архитектуры</w:t>
       </w:r>
       <w:r>
         <w:rPr>
@@ -294,11 +278,9 @@
         </w:rPr>
         <w:t xml:space="preserve"> / </w:t>
       </w:r>
-      <w:proofErr w:type="spellStart"/>
       <w:r>
         <w:t>WoS</w:t>
       </w:r>
-      <w:proofErr w:type="spellEnd"/>
       <w:r>
         <w:rPr>
           <w:lang w:val="ru-RU"/>
@@ -419,27 +401,110 @@
         <w:jc w:val="both"/>
       </w:pPr>
       <w:r>
-        <w:t xml:space="preserve">Microservices Architecture Market / Fortune Business Insights. </w:t>
+        <w:t>Microservices Architecture Market / Fortune Business Insights</w:t>
+      </w:r>
+      <w:r>
+        <w:rPr>
+          <w:rFonts w:ascii="Consolas" w:hAnsi="Consolas" w:cs="Times New Roman"/>
+        </w:rPr>
+        <w:t xml:space="preserve"> </w:t>
+      </w:r>
+      <w:r>
+        <w:t>[</w:t>
+      </w:r>
+      <w:r>
+        <w:rPr>
+          <w:lang w:val="ru-RU"/>
+        </w:rPr>
+        <w:t>Электронный</w:t>
+      </w:r>
+      <w:r>
+        <w:t xml:space="preserve"> </w:t>
+      </w:r>
+      <w:r>
+        <w:rPr>
+          <w:lang w:val="ru-RU"/>
+        </w:rPr>
+        <w:t>ресурс</w:t>
+      </w:r>
+      <w:r>
+        <w:t>]</w:t>
+      </w:r>
+      <w:r>
+        <w:t>.</w:t>
+      </w:r>
+      <w:r>
+        <w:t xml:space="preserve"> </w:t>
       </w:r>
       <w:r>
         <w:t>-</w:t>
       </w:r>
       <w:r>
-        <w:t xml:space="preserve"> URL: https://www.fortunebusinessinsights.com/microservices-architecture-market-111233 (</w:t>
-      </w:r>
-      <w:proofErr w:type="spellStart"/>
-      <w:r>
+        <w:t xml:space="preserve"> </w:t>
+      </w:r>
+      <w:r>
+        <w:t>URL</w:t>
+      </w:r>
+      <w:r>
+        <w:t xml:space="preserve">: </w:t>
+      </w:r>
+      <w:r>
+        <w:t>https</w:t>
+      </w:r>
+      <w:r>
+        <w:t>://</w:t>
+      </w:r>
+      <w:r>
+        <w:t>www</w:t>
+      </w:r>
+      <w:r>
+        <w:t>.</w:t>
+      </w:r>
+      <w:r>
+        <w:t>fortunebusinessinsights</w:t>
+      </w:r>
+      <w:r>
+        <w:t>.</w:t>
+      </w:r>
+      <w:r>
+        <w:t>com</w:t>
+      </w:r>
+      <w:r>
+        <w:t>/</w:t>
+      </w:r>
+      <w:r>
+        <w:t>microservices</w:t>
+      </w:r>
+      <w:r>
+        <w:t>-</w:t>
+      </w:r>
+      <w:r>
+        <w:t>architecture</w:t>
+      </w:r>
+      <w:r>
+        <w:t>-</w:t>
+      </w:r>
+      <w:r>
+        <w:t>market</w:t>
+      </w:r>
+      <w:r>
+        <w:t>-111233 (</w:t>
+      </w:r>
+      <w:r>
+        <w:rPr>
+          <w:lang w:val="ru-RU"/>
+        </w:rPr>
         <w:t>дата</w:t>
       </w:r>
-      <w:proofErr w:type="spellEnd"/>
       <w:r>
         <w:t xml:space="preserve"> </w:t>
       </w:r>
-      <w:proofErr w:type="spellStart"/>
-      <w:r>
+      <w:r>
+        <w:rPr>
+          <w:lang w:val="ru-RU"/>
+        </w:rPr>
         <w:t>обращения</w:t>
       </w:r>
-      <w:proofErr w:type="spellEnd"/>
       <w:r>
         <w:t>: 27.10.2026).</w:t>
       </w:r>
@@ -455,35 +520,134 @@
         <w:jc w:val="both"/>
       </w:pPr>
       <w:r>
-        <w:t xml:space="preserve">Microservices Architecture Market Report Evaluates Growth // </w:t>
-      </w:r>
-      <w:proofErr w:type="spellStart"/>
-      <w:r>
-        <w:t>OpenPR</w:t>
-      </w:r>
-      <w:proofErr w:type="spellEnd"/>
-      <w:r>
-        <w:t xml:space="preserve">. </w:t>
+        <w:t>Microservices Architecture Market Report Evaluates Growth // OpenPR</w:t>
+      </w:r>
+      <w:r>
+        <w:rPr>
+          <w:rFonts w:ascii="Consolas" w:hAnsi="Consolas" w:cs="Times New Roman"/>
+        </w:rPr>
+        <w:t xml:space="preserve"> </w:t>
+      </w:r>
+      <w:r>
+        <w:t>[</w:t>
+      </w:r>
+      <w:r>
+        <w:rPr>
+          <w:lang w:val="ru-RU"/>
+        </w:rPr>
+        <w:t>Электронный</w:t>
+      </w:r>
+      <w:r>
+        <w:t xml:space="preserve"> </w:t>
+      </w:r>
+      <w:r>
+        <w:rPr>
+          <w:lang w:val="ru-RU"/>
+        </w:rPr>
+        <w:t>ресурс</w:t>
+      </w:r>
+      <w:r>
+        <w:t>]</w:t>
+      </w:r>
+      <w:r>
+        <w:t>.</w:t>
+      </w:r>
+      <w:r>
+        <w:t xml:space="preserve"> </w:t>
       </w:r>
       <w:r>
         <w:t>-</w:t>
       </w:r>
       <w:r>
-        <w:t xml:space="preserve"> URL: https://www.openpr.com/news/4634464/microservices-architecture-market-report-evaluates-growth (</w:t>
-      </w:r>
-      <w:proofErr w:type="spellStart"/>
-      <w:r>
+        <w:t xml:space="preserve"> </w:t>
+      </w:r>
+      <w:r>
+        <w:t>URL</w:t>
+      </w:r>
+      <w:r>
+        <w:t xml:space="preserve">: </w:t>
+      </w:r>
+      <w:r>
+        <w:t>https</w:t>
+      </w:r>
+      <w:r>
+        <w:t>://</w:t>
+      </w:r>
+      <w:r>
+        <w:t>www</w:t>
+      </w:r>
+      <w:r>
+        <w:t>.</w:t>
+      </w:r>
+      <w:r>
+        <w:t>openpr</w:t>
+      </w:r>
+      <w:r>
+        <w:t>.</w:t>
+      </w:r>
+      <w:r>
+        <w:t>com</w:t>
+      </w:r>
+      <w:r>
+        <w:t>/</w:t>
+      </w:r>
+      <w:r>
+        <w:t>news</w:t>
+      </w:r>
+      <w:r>
+        <w:t>/4634464/</w:t>
+      </w:r>
+      <w:r>
+        <w:t>microservices</w:t>
+      </w:r>
+      <w:r>
+        <w:t>-</w:t>
+      </w:r>
+      <w:r>
+        <w:t>architecture</w:t>
+      </w:r>
+      <w:r>
+        <w:t>-</w:t>
+      </w:r>
+      <w:r>
+        <w:t>market</w:t>
+      </w:r>
+      <w:r>
+        <w:t>-</w:t>
+      </w:r>
+      <w:r>
+        <w:t>report</w:t>
+      </w:r>
+      <w:r>
+        <w:t>-</w:t>
+      </w:r>
+      <w:r>
+        <w:t>evaluates</w:t>
+      </w:r>
+      <w:r>
+        <w:t>-</w:t>
+      </w:r>
+      <w:r>
+        <w:t>growth</w:t>
+      </w:r>
+      <w:r>
+        <w:t xml:space="preserve"> (</w:t>
+      </w:r>
+      <w:r>
+        <w:rPr>
+          <w:lang w:val="ru-RU"/>
+        </w:rPr>
         <w:t>дата</w:t>
       </w:r>
-      <w:proofErr w:type="spellEnd"/>
       <w:r>
         <w:t xml:space="preserve"> </w:t>
       </w:r>
-      <w:proofErr w:type="spellStart"/>
-      <w:r>
+      <w:r>
+        <w:rPr>
+          <w:lang w:val="ru-RU"/>
+        </w:rPr>
         <w:t>обращения</w:t>
       </w:r>
-      <w:proofErr w:type="spellEnd"/>
       <w:r>
         <w:t>: 27.10.2026).</w:t>
       </w:r>
@@ -499,27 +663,122 @@
         <w:jc w:val="both"/>
       </w:pPr>
       <w:r>
-        <w:t xml:space="preserve">U.S. Microservices Architecture Market / Market Research Future. </w:t>
+        <w:t>U.S. Microservices Architecture Market / Market Research Future</w:t>
+      </w:r>
+      <w:r>
+        <w:rPr>
+          <w:rFonts w:ascii="Consolas" w:hAnsi="Consolas" w:cs="Times New Roman"/>
+        </w:rPr>
+        <w:t xml:space="preserve"> </w:t>
+      </w:r>
+      <w:r>
+        <w:t>[</w:t>
+      </w:r>
+      <w:r>
+        <w:rPr>
+          <w:lang w:val="ru-RU"/>
+        </w:rPr>
+        <w:t>Электронный</w:t>
+      </w:r>
+      <w:r>
+        <w:t xml:space="preserve"> </w:t>
+      </w:r>
+      <w:r>
+        <w:rPr>
+          <w:lang w:val="ru-RU"/>
+        </w:rPr>
+        <w:t>ресурс</w:t>
+      </w:r>
+      <w:r>
+        <w:t>]</w:t>
+      </w:r>
+      <w:r>
+        <w:t>.</w:t>
+      </w:r>
+      <w:r>
+        <w:t xml:space="preserve"> </w:t>
       </w:r>
       <w:r>
         <w:t>-</w:t>
       </w:r>
       <w:r>
-        <w:t xml:space="preserve"> URL: https://www.marketresearchfuture.com/reports/us-microservices-architecture-market-14147 (</w:t>
-      </w:r>
-      <w:proofErr w:type="spellStart"/>
-      <w:r>
+        <w:t xml:space="preserve"> </w:t>
+      </w:r>
+      <w:r>
+        <w:t>URL</w:t>
+      </w:r>
+      <w:r>
+        <w:t xml:space="preserve">: </w:t>
+      </w:r>
+      <w:r>
+        <w:t>https</w:t>
+      </w:r>
+      <w:r>
+        <w:t>://</w:t>
+      </w:r>
+      <w:r>
+        <w:t>www</w:t>
+      </w:r>
+      <w:r>
+        <w:t>.</w:t>
+      </w:r>
+      <w:r>
+        <w:t>marketresearchfuture</w:t>
+      </w:r>
+      <w:r>
+        <w:t>.</w:t>
+      </w:r>
+      <w:r>
+        <w:t>com</w:t>
+      </w:r>
+      <w:r>
+        <w:t>/</w:t>
+      </w:r>
+      <w:r>
+        <w:t>reports</w:t>
+      </w:r>
+      <w:r>
+        <w:t>/</w:t>
+      </w:r>
+      <w:r>
+        <w:t>us</w:t>
+      </w:r>
+      <w:r>
+        <w:t>-</w:t>
+      </w:r>
+      <w:r>
+        <w:t>microservices</w:t>
+      </w:r>
+      <w:r>
+        <w:t>-</w:t>
+      </w:r>
+      <w:r>
+        <w:t>architecture</w:t>
+      </w:r>
+      <w:r>
+        <w:t>-</w:t>
+      </w:r>
+      <w:r>
+        <w:t>market</w:t>
+      </w:r>
+      <w:r>
+        <w:t>-14147 (</w:t>
+      </w:r>
+      <w:r>
+        <w:rPr>
+          <w:lang w:val="ru-RU"/>
+        </w:rPr>
         <w:t>дата</w:t>
       </w:r>
-      <w:proofErr w:type="spellEnd"/>
       <w:r>
         <w:t xml:space="preserve"> </w:t>
       </w:r>
-      <w:proofErr w:type="spellStart"/>
-      <w:r>
+      <w:r>
+        <w:rPr>
+          <w:lang w:val="ru-RU"/>
+        </w:rPr>
         <w:t>обращения</w:t>
       </w:r>
-      <w:proofErr w:type="spellEnd"/>
       <w:r>
         <w:t>: 27.10.2026).</w:t>
       </w:r>
@@ -535,27 +794,140 @@
         <w:jc w:val="both"/>
       </w:pPr>
       <w:r>
-        <w:t xml:space="preserve">Cloud Microservices Market Size to Surpass… // Yahoo Finance. </w:t>
+        <w:t>Cloud Microservices Market Size to Surpass… // Yahoo Finance</w:t>
+      </w:r>
+      <w:r>
+        <w:rPr>
+          <w:rFonts w:ascii="Consolas" w:hAnsi="Consolas" w:cs="Times New Roman"/>
+        </w:rPr>
+        <w:t xml:space="preserve"> </w:t>
+      </w:r>
+      <w:r>
+        <w:t>[</w:t>
+      </w:r>
+      <w:r>
+        <w:rPr>
+          <w:lang w:val="ru-RU"/>
+        </w:rPr>
+        <w:t>Электронный</w:t>
+      </w:r>
+      <w:r>
+        <w:t xml:space="preserve"> </w:t>
+      </w:r>
+      <w:r>
+        <w:rPr>
+          <w:lang w:val="ru-RU"/>
+        </w:rPr>
+        <w:t>ресурс</w:t>
+      </w:r>
+      <w:r>
+        <w:t>]</w:t>
+      </w:r>
+      <w:r>
+        <w:t>.</w:t>
+      </w:r>
+      <w:r>
+        <w:t xml:space="preserve"> </w:t>
       </w:r>
       <w:r>
         <w:t>-</w:t>
       </w:r>
       <w:r>
-        <w:t xml:space="preserve"> URL: https://finance.yahoo.com/technology/articles/cloud-microservices-market-size-surpass-133000006.html (</w:t>
-      </w:r>
-      <w:proofErr w:type="spellStart"/>
-      <w:r>
+        <w:t xml:space="preserve"> </w:t>
+      </w:r>
+      <w:r>
+        <w:t>URL</w:t>
+      </w:r>
+      <w:r>
+        <w:t xml:space="preserve">: </w:t>
+      </w:r>
+      <w:r>
+        <w:t>https</w:t>
+      </w:r>
+      <w:r>
+        <w:t>://</w:t>
+      </w:r>
+      <w:r>
+        <w:t>finance</w:t>
+      </w:r>
+      <w:r>
+        <w:t>.</w:t>
+      </w:r>
+      <w:r>
+        <w:t>yahoo</w:t>
+      </w:r>
+      <w:r>
+        <w:t>.</w:t>
+      </w:r>
+      <w:r>
+        <w:t>com</w:t>
+      </w:r>
+      <w:r>
+        <w:t>/</w:t>
+      </w:r>
+      <w:r>
+        <w:t>technology</w:t>
+      </w:r>
+      <w:r>
+        <w:t>/</w:t>
+      </w:r>
+      <w:r>
+        <w:t>articles</w:t>
+      </w:r>
+      <w:r>
+        <w:t>/</w:t>
+      </w:r>
+      <w:r>
+        <w:t>cloud</w:t>
+      </w:r>
+      <w:r>
+        <w:t>-</w:t>
+      </w:r>
+      <w:r>
+        <w:t>microservices</w:t>
+      </w:r>
+      <w:r>
+        <w:t>-</w:t>
+      </w:r>
+      <w:r>
+        <w:t>market</w:t>
+      </w:r>
+      <w:r>
+        <w:t>-</w:t>
+      </w:r>
+      <w:r>
+        <w:t>size</w:t>
+      </w:r>
+      <w:r>
+        <w:t>-</w:t>
+      </w:r>
+      <w:r>
+        <w:t>surpass</w:t>
+      </w:r>
+      <w:r>
+        <w:t>-133000006.</w:t>
+      </w:r>
+      <w:r>
+        <w:t>html</w:t>
+      </w:r>
+      <w:r>
+        <w:t xml:space="preserve"> (</w:t>
+      </w:r>
+      <w:r>
+        <w:rPr>
+          <w:lang w:val="ru-RU"/>
+        </w:rPr>
         <w:t>дата</w:t>
       </w:r>
-      <w:proofErr w:type="spellEnd"/>
       <w:r>
         <w:t xml:space="preserve"> </w:t>
       </w:r>
-      <w:proofErr w:type="spellStart"/>
-      <w:r>
+      <w:r>
+        <w:rPr>
+          <w:lang w:val="ru-RU"/>
+        </w:rPr>
         <w:t>обращения</w:t>
       </w:r>
-      <w:proofErr w:type="spellEnd"/>
       <w:r>
         <w:t>: 27.10.2026).</w:t>
       </w:r>
@@ -576,33 +948,49 @@
         <w:rPr>
           <w:lang w:val="ru-RU"/>
         </w:rPr>
-        <w:t xml:space="preserve">Михайлова, А. Материал о </w:t>
-      </w:r>
-      <w:proofErr w:type="spellStart"/>
-      <w:r>
-        <w:rPr>
-          <w:lang w:val="ru-RU"/>
-        </w:rPr>
-        <w:t>микросервисах</w:t>
-      </w:r>
-      <w:proofErr w:type="spellEnd"/>
-      <w:r>
-        <w:rPr>
-          <w:lang w:val="ru-RU"/>
-        </w:rPr>
-        <w:t xml:space="preserve"> / А. Михайлова // Коммерсантъ. </w:t>
-      </w:r>
-      <w:r>
-        <w:rPr>
-          <w:lang w:val="ru-RU"/>
-        </w:rPr>
-        <w:t>-</w:t>
-      </w:r>
-      <w:r>
-        <w:rPr>
-          <w:lang w:val="ru-RU"/>
-        </w:rPr>
-        <w:t xml:space="preserve"> 2021. </w:t>
+        <w:t>Михайлова, А. Материал о микросервисах / А. Михайлова // Коммерсантъ</w:t>
+      </w:r>
+      <w:r>
+        <w:rPr>
+          <w:lang w:val="ru-RU"/>
+        </w:rPr>
+        <w:t xml:space="preserve"> </w:t>
+      </w:r>
+      <w:r>
+        <w:rPr>
+          <w:lang w:val="ru-RU"/>
+        </w:rPr>
+        <w:t>[</w:t>
+      </w:r>
+      <w:r>
+        <w:rPr>
+          <w:lang w:val="ru-RU"/>
+        </w:rPr>
+        <w:t>Электронный</w:t>
+      </w:r>
+      <w:r>
+        <w:rPr>
+          <w:lang w:val="ru-RU"/>
+        </w:rPr>
+        <w:t xml:space="preserve"> </w:t>
+      </w:r>
+      <w:r>
+        <w:rPr>
+          <w:lang w:val="ru-RU"/>
+        </w:rPr>
+        <w:t>ресурс</w:t>
+      </w:r>
+      <w:r>
+        <w:rPr>
+          <w:lang w:val="ru-RU"/>
+        </w:rPr>
+        <w:t>].</w:t>
+      </w:r>
+      <w:r>
+        <w:rPr>
+          <w:lang w:val="ru-RU"/>
+        </w:rPr>
+        <w:t xml:space="preserve"> </w:t>
       </w:r>
       <w:r>
         <w:rPr>
@@ -639,29 +1027,40 @@
         <w:t>-</w:t>
       </w:r>
       <w:r>
-        <w:t xml:space="preserve"> O’Reilly Media, 2021. </w:t>
+        <w:t xml:space="preserve"> O’Reilly Media, 2021</w:t>
+      </w:r>
+      <w:r>
+        <w:t xml:space="preserve"> </w:t>
+      </w:r>
+      <w:r>
+        <w:t>[</w:t>
+      </w:r>
+      <w:r>
+        <w:rPr>
+          <w:lang w:val="ru-RU"/>
+        </w:rPr>
+        <w:t>Электронный</w:t>
+      </w:r>
+      <w:r>
+        <w:t xml:space="preserve"> </w:t>
+      </w:r>
+      <w:r>
+        <w:rPr>
+          <w:lang w:val="ru-RU"/>
+        </w:rPr>
+        <w:t>ресурс</w:t>
+      </w:r>
+      <w:r>
+        <w:t>]</w:t>
+      </w:r>
+      <w:r>
+        <w:t xml:space="preserve">. </w:t>
       </w:r>
       <w:r>
         <w:t>-</w:t>
       </w:r>
       <w:r>
-        <w:t xml:space="preserve"> URL: https://samnewman.io/books/building_microservices_2nd_edition/ (</w:t>
-      </w:r>
-      <w:proofErr w:type="spellStart"/>
-      <w:r>
-        <w:t>дата</w:t>
-      </w:r>
-      <w:proofErr w:type="spellEnd"/>
-      <w:r>
-        <w:t xml:space="preserve"> </w:t>
-      </w:r>
-      <w:proofErr w:type="spellStart"/>
-      <w:r>
-        <w:t>обращения</w:t>
-      </w:r>
-      <w:proofErr w:type="spellEnd"/>
-      <w:r>
-        <w:t>: 27.10.2026).</w:t>
+        <w:t xml:space="preserve"> URL: https://samnewman.io/books/building_microservices_2nd_edition/ (дата обращения: 27.10.2026).</w:t>
       </w:r>
     </w:p>
     <w:p>
@@ -687,21 +1086,7 @@
         <w:rPr>
           <w:lang w:val="ru-RU"/>
         </w:rPr>
-        <w:t xml:space="preserve">/ </w:t>
-      </w:r>
-      <w:proofErr w:type="spellStart"/>
-      <w:r>
-        <w:rPr>
-          <w:lang w:val="ru-RU"/>
-        </w:rPr>
-        <w:t>К.Ричардсон</w:t>
-      </w:r>
-      <w:proofErr w:type="spellEnd"/>
-      <w:r>
-        <w:rPr>
-          <w:lang w:val="ru-RU"/>
-        </w:rPr>
-        <w:t xml:space="preserve">; пер. с англ. </w:t>
+        <w:t xml:space="preserve">/ К.Ричардсон; пер. с англ. </w:t>
       </w:r>
       <w:r>
         <w:rPr>
@@ -745,27 +1130,11 @@
         <w:rPr>
           <w:lang w:val="ru-RU"/>
         </w:rPr>
-        <w:t xml:space="preserve">Васильев, Н. В. Системы в условиях масштабирования в нескольких </w:t>
-      </w:r>
-      <w:proofErr w:type="spellStart"/>
-      <w:r>
-        <w:rPr>
-          <w:lang w:val="ru-RU"/>
-        </w:rPr>
-        <w:t>датацентрах</w:t>
-      </w:r>
-      <w:proofErr w:type="spellEnd"/>
-      <w:r>
-        <w:rPr>
-          <w:lang w:val="ru-RU"/>
-        </w:rPr>
-        <w:t xml:space="preserve"> / Н. В. Васильев // </w:t>
-      </w:r>
-      <w:proofErr w:type="spellStart"/>
+        <w:t xml:space="preserve">Васильев, Н. В. Системы в условиях масштабирования в нескольких датацентрах / Н. В. Васильев // </w:t>
+      </w:r>
       <w:r>
         <w:t>StudNet</w:t>
       </w:r>
-      <w:proofErr w:type="spellEnd"/>
       <w:r>
         <w:rPr>
           <w:lang w:val="ru-RU"/>
@@ -815,21 +1184,7 @@
           <w:lang w:val="ru-RU"/>
         </w:rPr>
         <w:lastRenderedPageBreak/>
-        <w:t xml:space="preserve">Голиков, В. А. Исследование ключевых архитектурных паттернов </w:t>
-      </w:r>
-      <w:proofErr w:type="spellStart"/>
-      <w:r>
-        <w:rPr>
-          <w:lang w:val="ru-RU"/>
-        </w:rPr>
-        <w:t>микросервисов</w:t>
-      </w:r>
-      <w:proofErr w:type="spellEnd"/>
-      <w:r>
-        <w:rPr>
-          <w:lang w:val="ru-RU"/>
-        </w:rPr>
-        <w:t xml:space="preserve">: теоретический анализ их роли в построении отказоустойчивой информационной системы / В. А. Голиков, М. В. Янаева, Н. Т. Рудник // Вестник науки. </w:t>
+        <w:t xml:space="preserve">Голиков, В. А. Исследование ключевых архитектурных паттернов микросервисов: теоретический анализ их роли в построении отказоустойчивой информационной системы / В. А. Голиков, М. В. Янаева, Н. Т. Рудник // Вестник науки. </w:t>
       </w:r>
       <w:r>
         <w:rPr>
@@ -911,15 +1266,7 @@
         <w:jc w:val="both"/>
       </w:pPr>
       <w:r>
-        <w:t xml:space="preserve">Devaraj, A. </w:t>
-      </w:r>
-      <w:proofErr w:type="spellStart"/>
-      <w:r>
-        <w:t>DeLone</w:t>
-      </w:r>
-      <w:proofErr w:type="spellEnd"/>
-      <w:r>
-        <w:t xml:space="preserve"> &amp; McLean Models of Information System Success: Critical Meta-Review and Research Directions / A. Devaraj // International Journal of Information Management. </w:t>
+        <w:t xml:space="preserve">Devaraj, A. DeLone &amp; McLean Models of Information System Success: Critical Meta-Review and Research Directions / A. Devaraj // International Journal of Information Management. </w:t>
       </w:r>
       <w:r>
         <w:t>-</w:t>
@@ -1062,21 +1409,7 @@
         <w:rPr>
           <w:lang w:val="ru-RU"/>
         </w:rPr>
-        <w:t xml:space="preserve">Баженов, А. Э. Оптимизация взаимодействия </w:t>
-      </w:r>
-      <w:proofErr w:type="spellStart"/>
-      <w:r>
-        <w:rPr>
-          <w:lang w:val="ru-RU"/>
-        </w:rPr>
-        <w:t>микросервисов</w:t>
-      </w:r>
-      <w:proofErr w:type="spellEnd"/>
-      <w:r>
-        <w:rPr>
-          <w:lang w:val="ru-RU"/>
-        </w:rPr>
-        <w:t xml:space="preserve"> с использованием асинхронных вызовов и брокеров сообщений (</w:t>
+        <w:t>Баженов, А. Э. Оптимизация взаимодействия микросервисов с использованием асинхронных вызовов и брокеров сообщений (</w:t>
       </w:r>
       <w:r>
         <w:t>Kafka</w:t>
@@ -1329,21 +1662,7 @@
         <w:rPr>
           <w:lang w:val="ru-RU"/>
         </w:rPr>
-        <w:t xml:space="preserve">Москва: </w:t>
-      </w:r>
-      <w:proofErr w:type="spellStart"/>
-      <w:r>
-        <w:rPr>
-          <w:lang w:val="ru-RU"/>
-        </w:rPr>
-        <w:t>Стандартинформ</w:t>
-      </w:r>
-      <w:proofErr w:type="spellEnd"/>
-      <w:r>
-        <w:rPr>
-          <w:lang w:val="ru-RU"/>
-        </w:rPr>
-        <w:t xml:space="preserve">, 2019. </w:t>
+        <w:t xml:space="preserve">Москва: Стандартинформ, 2019. </w:t>
       </w:r>
       <w:r>
         <w:rPr>
@@ -1375,21 +1694,7 @@
         <w:rPr>
           <w:lang w:val="ru-RU"/>
         </w:rPr>
-        <w:t xml:space="preserve">ГОСТ Р ИСО/МЭК 25010–2015. Системная и программная инженерия. Требования и оценка качества систем и программного обеспечения. Модели качества систем и программного продукта (ISO/IEC 25010:2011): нац. стандарт Российской Федерации: изд. офиц. – Москва: </w:t>
-      </w:r>
-      <w:proofErr w:type="spellStart"/>
-      <w:r>
-        <w:rPr>
-          <w:lang w:val="ru-RU"/>
-        </w:rPr>
-        <w:t>Стандартинформ</w:t>
-      </w:r>
-      <w:proofErr w:type="spellEnd"/>
-      <w:r>
-        <w:rPr>
-          <w:lang w:val="ru-RU"/>
-        </w:rPr>
-        <w:t xml:space="preserve">, 2015. </w:t>
+        <w:t xml:space="preserve">ГОСТ Р ИСО/МЭК 25010–2015. Системная и программная инженерия. Требования и оценка качества систем и программного обеспечения. Модели качества систем и программного продукта (ISO/IEC 25010:2011): нац. стандарт Российской Федерации: изд. офиц. – Москва: Стандартинформ, 2015. </w:t>
       </w:r>
       <w:r>
         <w:rPr>
@@ -1415,19 +1720,106 @@
         <w:jc w:val="both"/>
       </w:pPr>
       <w:r>
-        <w:t xml:space="preserve">RFC 8259. The JavaScript Object Notation (JSON) Data Interchange Format. </w:t>
+        <w:t>RFC 8259. The JavaScript Object Notation (JSON) Data Interchange Format</w:t>
+      </w:r>
+      <w:r>
+        <w:t xml:space="preserve"> </w:t>
+      </w:r>
+      <w:r>
+        <w:t>[</w:t>
+      </w:r>
+      <w:r>
+        <w:rPr>
+          <w:lang w:val="ru-RU"/>
+        </w:rPr>
+        <w:t>Электронный</w:t>
+      </w:r>
+      <w:r>
+        <w:t xml:space="preserve"> </w:t>
+      </w:r>
+      <w:r>
+        <w:rPr>
+          <w:lang w:val="ru-RU"/>
+        </w:rPr>
+        <w:t>ресурс</w:t>
+      </w:r>
+      <w:r>
+        <w:t>]</w:t>
+      </w:r>
+      <w:r>
+        <w:t>.</w:t>
+      </w:r>
+      <w:r>
+        <w:t xml:space="preserve"> </w:t>
       </w:r>
       <w:r>
         <w:t>-</w:t>
       </w:r>
       <w:r>
-        <w:t xml:space="preserve"> 2017. </w:t>
+        <w:t xml:space="preserve"> URL</w:t>
+      </w:r>
+      <w:r>
+        <w:t xml:space="preserve">: </w:t>
+      </w:r>
+      <w:r>
+        <w:t>https</w:t>
+      </w:r>
+      <w:r>
+        <w:t>://</w:t>
+      </w:r>
+      <w:r>
+        <w:t>www</w:t>
+      </w:r>
+      <w:r>
+        <w:t>.</w:t>
+      </w:r>
+      <w:r>
+        <w:t>protokols</w:t>
+      </w:r>
+      <w:r>
+        <w:t>.</w:t>
+      </w:r>
+      <w:r>
+        <w:t>ru</w:t>
+      </w:r>
+      <w:r>
+        <w:t>/</w:t>
+      </w:r>
+      <w:r>
+        <w:t>WP</w:t>
+      </w:r>
+      <w:r>
+        <w:t>/</w:t>
+      </w:r>
+      <w:r>
+        <w:t>wp</w:t>
       </w:r>
       <w:r>
         <w:t>-</w:t>
       </w:r>
       <w:r>
-        <w:t xml:space="preserve"> URL: https://www.protokols.ru/WP/wp-content/uploads/2017/12/rfc8259.pdf (</w:t>
+        <w:t>content</w:t>
+      </w:r>
+      <w:r>
+        <w:t>/</w:t>
+      </w:r>
+      <w:r>
+        <w:t>uploads</w:t>
+      </w:r>
+      <w:r>
+        <w:t>/2017/12/</w:t>
+      </w:r>
+      <w:r>
+        <w:t>rfc</w:t>
+      </w:r>
+      <w:r>
+        <w:t>8259.</w:t>
+      </w:r>
+      <w:r>
+        <w:t>pdf</w:t>
+      </w:r>
+      <w:r>
+        <w:t xml:space="preserve"> (</w:t>
       </w:r>
       <w:r>
         <w:rPr>
@@ -1457,6 +1849,9 @@
         </w:numPr>
         <w:spacing w:after="0"/>
         <w:jc w:val="both"/>
+        <w:rPr>
+          <w:lang w:val="ru-RU"/>
+        </w:rPr>
       </w:pPr>
       <w:r>
         <w:t>RFC</w:t>
@@ -1468,108 +1863,165 @@
         <w:t>HTTP</w:t>
       </w:r>
       <w:r>
+        <w:rPr>
+          <w:lang w:val="ru-RU"/>
+        </w:rPr>
         <w:t xml:space="preserve"> </w:t>
       </w:r>
       <w:r>
         <w:t>Semantics</w:t>
       </w:r>
       <w:r>
+        <w:rPr>
+          <w:lang w:val="ru-RU"/>
+        </w:rPr>
+        <w:t xml:space="preserve"> </w:t>
+      </w:r>
+      <w:r>
+        <w:rPr>
+          <w:lang w:val="ru-RU"/>
+        </w:rPr>
+        <w:t>[Электронный ресурс]</w:t>
+      </w:r>
+      <w:r>
+        <w:rPr>
+          <w:lang w:val="ru-RU"/>
+        </w:rPr>
         <w:t xml:space="preserve">. </w:t>
       </w:r>
       <w:r>
+        <w:rPr>
+          <w:lang w:val="ru-RU"/>
+        </w:rPr>
         <w:t>-</w:t>
       </w:r>
       <w:r>
-        <w:t xml:space="preserve"> 2022. </w:t>
-      </w:r>
-      <w:r>
+        <w:rPr>
+          <w:lang w:val="ru-RU"/>
+        </w:rPr>
+        <w:t xml:space="preserve"> </w:t>
+      </w:r>
+      <w:r>
+        <w:t>URL</w:t>
+      </w:r>
+      <w:r>
+        <w:rPr>
+          <w:lang w:val="ru-RU"/>
+        </w:rPr>
+        <w:t xml:space="preserve">: </w:t>
+      </w:r>
+      <w:r>
+        <w:t>https</w:t>
+      </w:r>
+      <w:r>
+        <w:rPr>
+          <w:lang w:val="ru-RU"/>
+        </w:rPr>
+        <w:t>://</w:t>
+      </w:r>
+      <w:r>
+        <w:t>www</w:t>
+      </w:r>
+      <w:r>
+        <w:rPr>
+          <w:lang w:val="ru-RU"/>
+        </w:rPr>
+        <w:t>.</w:t>
+      </w:r>
+      <w:r>
+        <w:t>protokols</w:t>
+      </w:r>
+      <w:r>
+        <w:rPr>
+          <w:lang w:val="ru-RU"/>
+        </w:rPr>
+        <w:t>.</w:t>
+      </w:r>
+      <w:r>
+        <w:t>ru</w:t>
+      </w:r>
+      <w:r>
+        <w:rPr>
+          <w:lang w:val="ru-RU"/>
+        </w:rPr>
+        <w:t>/</w:t>
+      </w:r>
+      <w:r>
+        <w:t>WP</w:t>
+      </w:r>
+      <w:r>
+        <w:rPr>
+          <w:lang w:val="ru-RU"/>
+        </w:rPr>
+        <w:t>/</w:t>
+      </w:r>
+      <w:r>
+        <w:t>wp</w:t>
+      </w:r>
+      <w:r>
+        <w:rPr>
+          <w:lang w:val="ru-RU"/>
+        </w:rPr>
         <w:t>-</w:t>
       </w:r>
       <w:r>
+        <w:t>content</w:t>
+      </w:r>
+      <w:r>
+        <w:rPr>
+          <w:lang w:val="ru-RU"/>
+        </w:rPr>
+        <w:t>/</w:t>
+      </w:r>
+      <w:r>
+        <w:t>uploads</w:t>
+      </w:r>
+      <w:r>
+        <w:rPr>
+          <w:lang w:val="ru-RU"/>
+        </w:rPr>
+        <w:t>/2022/06/</w:t>
+      </w:r>
+      <w:r>
+        <w:t>rfc</w:t>
+      </w:r>
+      <w:r>
+        <w:rPr>
+          <w:lang w:val="ru-RU"/>
+        </w:rPr>
+        <w:t>9110.</w:t>
+      </w:r>
+      <w:r>
+        <w:t>pdf</w:t>
+      </w:r>
+      <w:r>
+        <w:rPr>
+          <w:lang w:val="ru-RU"/>
+        </w:rPr>
+        <w:t xml:space="preserve"> (</w:t>
+      </w:r>
+      <w:r>
+        <w:rPr>
+          <w:lang w:val="ru-RU"/>
+        </w:rPr>
+        <w:t>дата</w:t>
+      </w:r>
+      <w:r>
+        <w:rPr>
+          <w:lang w:val="ru-RU"/>
+        </w:rPr>
         <w:t xml:space="preserve"> </w:t>
       </w:r>
       <w:r>
-        <w:t>URL</w:t>
-      </w:r>
-      <w:r>
-        <w:t xml:space="preserve">: </w:t>
-      </w:r>
-      <w:r>
-        <w:t>https</w:t>
-      </w:r>
-      <w:r>
-        <w:t>://</w:t>
-      </w:r>
-      <w:r>
-        <w:t>www</w:t>
-      </w:r>
-      <w:r>
-        <w:t>.</w:t>
-      </w:r>
-      <w:r>
-        <w:t>protokols</w:t>
-      </w:r>
-      <w:r>
-        <w:t>.</w:t>
-      </w:r>
-      <w:r>
-        <w:t>ru</w:t>
-      </w:r>
-      <w:r>
-        <w:t>/</w:t>
-      </w:r>
-      <w:r>
-        <w:t>WP</w:t>
-      </w:r>
-      <w:r>
-        <w:t>/</w:t>
-      </w:r>
-      <w:r>
-        <w:t>wp</w:t>
-      </w:r>
-      <w:r>
-        <w:t>-</w:t>
-      </w:r>
-      <w:r>
-        <w:t>content</w:t>
-      </w:r>
-      <w:r>
-        <w:t>/</w:t>
-      </w:r>
-      <w:r>
-        <w:t>uploads</w:t>
-      </w:r>
-      <w:r>
-        <w:t>/2022/06/</w:t>
-      </w:r>
-      <w:r>
-        <w:t>rfc</w:t>
-      </w:r>
-      <w:r>
-        <w:t>9110.</w:t>
-      </w:r>
-      <w:r>
-        <w:t>pdf</w:t>
-      </w:r>
-      <w:r>
-        <w:t xml:space="preserve"> (</w:t>
-      </w:r>
-      <w:r>
-        <w:rPr>
-          <w:lang w:val="ru-RU"/>
-        </w:rPr>
-        <w:t>дата</w:t>
-      </w:r>
-      <w:r>
-        <w:t xml:space="preserve"> </w:t>
-      </w:r>
-      <w:r>
         <w:rPr>
           <w:lang w:val="ru-RU"/>
         </w:rPr>
         <w:t>обращения</w:t>
       </w:r>
       <w:r>
+        <w:rPr>
+          <w:lang w:val="ru-RU"/>
+        </w:rPr>
         <w:t>: 27.10.2026).</w:t>
       </w:r>
     </w:p>
@@ -1593,7 +2045,37 @@
         <w:rPr>
           <w:lang w:val="ru-RU"/>
         </w:rPr>
-        <w:t xml:space="preserve">: офиц. сайт. – </w:t>
+        <w:t xml:space="preserve">: офиц. </w:t>
+      </w:r>
+      <w:r>
+        <w:rPr>
+          <w:lang w:val="ru-RU"/>
+        </w:rPr>
+        <w:t>с</w:t>
+      </w:r>
+      <w:r>
+        <w:rPr>
+          <w:lang w:val="ru-RU"/>
+        </w:rPr>
+        <w:t>айт</w:t>
+      </w:r>
+      <w:r>
+        <w:rPr>
+          <w:lang w:val="ru-RU"/>
+        </w:rPr>
+        <w:t xml:space="preserve"> </w:t>
+      </w:r>
+      <w:r>
+        <w:rPr>
+          <w:lang w:val="ru-RU"/>
+        </w:rPr>
+        <w:t>[Электронный ресурс]</w:t>
+      </w:r>
+      <w:r>
+        <w:rPr>
+          <w:lang w:val="ru-RU"/>
+        </w:rPr>
+        <w:t xml:space="preserve">. – </w:t>
       </w:r>
       <w:r>
         <w:t>URL</w:t>
@@ -1654,16 +2136,32 @@
           <w:lang w:val="ru-RU"/>
         </w:rPr>
       </w:pPr>
-      <w:proofErr w:type="spellStart"/>
       <w:r>
         <w:t>rkt</w:t>
       </w:r>
-      <w:proofErr w:type="spellEnd"/>
-      <w:r>
-        <w:rPr>
-          <w:lang w:val="ru-RU"/>
-        </w:rPr>
-        <w:t xml:space="preserve">: офиц. документация. </w:t>
+      <w:r>
+        <w:rPr>
+          <w:lang w:val="ru-RU"/>
+        </w:rPr>
+        <w:t>: офиц. документация</w:t>
+      </w:r>
+      <w:r>
+        <w:rPr>
+          <w:lang w:val="ru-RU"/>
+        </w:rPr>
+        <w:t xml:space="preserve"> </w:t>
+      </w:r>
+      <w:r>
+        <w:rPr>
+          <w:lang w:val="ru-RU"/>
+        </w:rPr>
+        <w:t>[Электронный ресурс]</w:t>
+      </w:r>
+      <w:r>
+        <w:rPr>
+          <w:lang w:val="ru-RU"/>
+        </w:rPr>
+        <w:t xml:space="preserve">. </w:t>
       </w:r>
       <w:r>
         <w:rPr>
@@ -1704,11 +2202,9 @@
         </w:rPr>
         <w:t>.</w:t>
       </w:r>
-      <w:proofErr w:type="spellStart"/>
       <w:r>
         <w:t>readthedocs</w:t>
       </w:r>
-      <w:proofErr w:type="spellEnd"/>
       <w:r>
         <w:rPr>
           <w:lang w:val="ru-RU"/>
@@ -1724,11 +2220,9 @@
         </w:rPr>
         <w:t>/</w:t>
       </w:r>
-      <w:proofErr w:type="spellStart"/>
       <w:r>
         <w:t>en</w:t>
       </w:r>
-      <w:proofErr w:type="spellEnd"/>
       <w:r>
         <w:rPr>
           <w:lang w:val="ru-RU"/>
@@ -1777,7 +2271,25 @@
         <w:rPr>
           <w:lang w:val="ru-RU"/>
         </w:rPr>
-        <w:t xml:space="preserve">: офиц. сайт и документация. </w:t>
+        <w:t>: офиц. сайт и документация</w:t>
+      </w:r>
+      <w:r>
+        <w:rPr>
+          <w:lang w:val="ru-RU"/>
+        </w:rPr>
+        <w:t xml:space="preserve"> </w:t>
+      </w:r>
+      <w:r>
+        <w:rPr>
+          <w:lang w:val="ru-RU"/>
+        </w:rPr>
+        <w:t>[Электронный ресурс]</w:t>
+      </w:r>
+      <w:r>
+        <w:rPr>
+          <w:lang w:val="ru-RU"/>
+        </w:rPr>
+        <w:t xml:space="preserve">. </w:t>
       </w:r>
       <w:r>
         <w:rPr>
@@ -1809,11 +2321,9 @@
         </w:rPr>
         <w:t>://</w:t>
       </w:r>
-      <w:proofErr w:type="spellStart"/>
       <w:r>
         <w:t>kubernetes</w:t>
       </w:r>
-      <w:proofErr w:type="spellEnd"/>
       <w:r>
         <w:rPr>
           <w:lang w:val="ru-RU"/>
@@ -1859,7 +2369,31 @@
         <w:rPr>
           <w:lang w:val="ru-RU"/>
         </w:rPr>
-        <w:t xml:space="preserve">: офиц. документация. </w:t>
+        <w:t>: офиц. документация</w:t>
+      </w:r>
+      <w:r>
+        <w:rPr>
+          <w:lang w:val="ru-RU"/>
+        </w:rPr>
+        <w:t xml:space="preserve"> </w:t>
+      </w:r>
+      <w:r>
+        <w:rPr>
+          <w:lang w:val="ru-RU"/>
+        </w:rPr>
+        <w:t>[Электронный ресурс]</w:t>
+      </w:r>
+      <w:r>
+        <w:rPr>
+          <w:lang w:val="ru-RU"/>
+        </w:rPr>
+        <w:t>.</w:t>
+      </w:r>
+      <w:r>
+        <w:rPr>
+          <w:lang w:val="ru-RU"/>
+        </w:rPr>
+        <w:t xml:space="preserve"> </w:t>
       </w:r>
       <w:r>
         <w:rPr>
@@ -1950,11 +2484,9 @@
           <w:lang w:val="ru-RU"/>
         </w:rPr>
       </w:pPr>
-      <w:proofErr w:type="spellStart"/>
       <w:r>
         <w:t>HashiCorp</w:t>
       </w:r>
-      <w:proofErr w:type="spellEnd"/>
       <w:r>
         <w:rPr>
           <w:lang w:val="ru-RU"/>
@@ -1968,7 +2500,37 @@
         <w:rPr>
           <w:lang w:val="ru-RU"/>
         </w:rPr>
-        <w:t xml:space="preserve">: офиц. документация. </w:t>
+        <w:t xml:space="preserve">: офиц. </w:t>
+      </w:r>
+      <w:r>
+        <w:rPr>
+          <w:lang w:val="ru-RU"/>
+        </w:rPr>
+        <w:t>д</w:t>
+      </w:r>
+      <w:r>
+        <w:rPr>
+          <w:lang w:val="ru-RU"/>
+        </w:rPr>
+        <w:t>окументация</w:t>
+      </w:r>
+      <w:r>
+        <w:rPr>
+          <w:lang w:val="ru-RU"/>
+        </w:rPr>
+        <w:t xml:space="preserve"> </w:t>
+      </w:r>
+      <w:r>
+        <w:rPr>
+          <w:lang w:val="ru-RU"/>
+        </w:rPr>
+        <w:t>[Электронный ресурс]</w:t>
+      </w:r>
+      <w:r>
+        <w:rPr>
+          <w:lang w:val="ru-RU"/>
+        </w:rPr>
+        <w:t xml:space="preserve">. </w:t>
       </w:r>
       <w:r>
         <w:rPr>
@@ -2009,11 +2571,9 @@
         </w:rPr>
         <w:t>.</w:t>
       </w:r>
-      <w:proofErr w:type="spellStart"/>
       <w:r>
         <w:t>hashicorp</w:t>
       </w:r>
-      <w:proofErr w:type="spellEnd"/>
       <w:r>
         <w:rPr>
           <w:lang w:val="ru-RU"/>
@@ -2096,61 +2656,11 @@
           <w:lang w:val="ru-RU"/>
         </w:rPr>
       </w:pPr>
-      <w:proofErr w:type="spellStart"/>
-      <w:r>
-        <w:rPr>
-          <w:lang w:val="ru-RU"/>
-        </w:rPr>
-        <w:t>Ляшов</w:t>
-      </w:r>
-      <w:proofErr w:type="spellEnd"/>
-      <w:r>
-        <w:rPr>
-          <w:lang w:val="ru-RU"/>
-        </w:rPr>
-        <w:t xml:space="preserve">, Е. И. </w:t>
-      </w:r>
-      <w:proofErr w:type="spellStart"/>
-      <w:r>
-        <w:rPr>
-          <w:lang w:val="ru-RU"/>
-        </w:rPr>
-        <w:t>Ресурсоэффективные</w:t>
-      </w:r>
-      <w:proofErr w:type="spellEnd"/>
-      <w:r>
-        <w:rPr>
-          <w:lang w:val="ru-RU"/>
-        </w:rPr>
-        <w:t xml:space="preserve"> алгоритмы балансировки нагрузки в распределённых </w:t>
-      </w:r>
-      <w:proofErr w:type="spellStart"/>
-      <w:r>
-        <w:rPr>
-          <w:lang w:val="ru-RU"/>
-        </w:rPr>
-        <w:t>микросервисных</w:t>
-      </w:r>
-      <w:proofErr w:type="spellEnd"/>
-      <w:r>
-        <w:rPr>
-          <w:lang w:val="ru-RU"/>
-        </w:rPr>
-        <w:t xml:space="preserve"> архитектурах / Е. И. </w:t>
-      </w:r>
-      <w:proofErr w:type="spellStart"/>
-      <w:r>
-        <w:rPr>
-          <w:lang w:val="ru-RU"/>
-        </w:rPr>
-        <w:t>Ляшов</w:t>
-      </w:r>
-      <w:proofErr w:type="spellEnd"/>
-      <w:r>
-        <w:rPr>
-          <w:lang w:val="ru-RU"/>
-        </w:rPr>
-        <w:t xml:space="preserve"> // Вестник науки. </w:t>
+      <w:r>
+        <w:rPr>
+          <w:lang w:val="ru-RU"/>
+        </w:rPr>
+        <w:t xml:space="preserve">Ляшов, Е. И. Ресурсоэффективные алгоритмы балансировки нагрузки в распределённых микросервисных архитектурах / Е. И. Ляшов // Вестник науки. </w:t>
       </w:r>
       <w:r>
         <w:rPr>
@@ -2207,21 +2717,7 @@
         <w:rPr>
           <w:lang w:val="ru-RU"/>
         </w:rPr>
-        <w:t xml:space="preserve"> Москва: </w:t>
-      </w:r>
-      <w:proofErr w:type="spellStart"/>
-      <w:r>
-        <w:rPr>
-          <w:lang w:val="ru-RU"/>
-        </w:rPr>
-        <w:t>Стандартинформ</w:t>
-      </w:r>
-      <w:proofErr w:type="spellEnd"/>
-      <w:r>
-        <w:rPr>
-          <w:lang w:val="ru-RU"/>
-        </w:rPr>
-        <w:t xml:space="preserve">, 2011. </w:t>
+        <w:t xml:space="preserve"> Москва: Стандартинформ, 2011. </w:t>
       </w:r>
       <w:r>
         <w:rPr>
@@ -2265,21 +2761,7 @@
         <w:rPr>
           <w:lang w:val="ru-RU"/>
         </w:rPr>
-        <w:t xml:space="preserve"> Москва: </w:t>
-      </w:r>
-      <w:proofErr w:type="spellStart"/>
-      <w:r>
-        <w:rPr>
-          <w:lang w:val="ru-RU"/>
-        </w:rPr>
-        <w:t>Стандартинформ</w:t>
-      </w:r>
-      <w:proofErr w:type="spellEnd"/>
-      <w:r>
-        <w:rPr>
-          <w:lang w:val="ru-RU"/>
-        </w:rPr>
-        <w:t xml:space="preserve">, 2021. </w:t>
+        <w:t xml:space="preserve"> Москва: Стандартинформ, 2021. </w:t>
       </w:r>
       <w:r>
         <w:rPr>
@@ -2323,21 +2805,7 @@
         <w:rPr>
           <w:lang w:val="ru-RU"/>
         </w:rPr>
-        <w:t xml:space="preserve"> Москва: </w:t>
-      </w:r>
-      <w:proofErr w:type="spellStart"/>
-      <w:r>
-        <w:rPr>
-          <w:lang w:val="ru-RU"/>
-        </w:rPr>
-        <w:t>Стандартинформ</w:t>
-      </w:r>
-      <w:proofErr w:type="spellEnd"/>
-      <w:r>
-        <w:rPr>
-          <w:lang w:val="ru-RU"/>
-        </w:rPr>
-        <w:t xml:space="preserve">, 2019. </w:t>
+        <w:t xml:space="preserve"> Москва: Стандартинформ, 2019. </w:t>
       </w:r>
       <w:r>
         <w:rPr>
@@ -2387,21 +2855,7 @@
         <w:rPr>
           <w:lang w:val="ru-RU"/>
         </w:rPr>
-        <w:t xml:space="preserve"> Москва: </w:t>
-      </w:r>
-      <w:proofErr w:type="spellStart"/>
-      <w:r>
-        <w:rPr>
-          <w:lang w:val="ru-RU"/>
-        </w:rPr>
-        <w:t>Стандартинформ</w:t>
-      </w:r>
-      <w:proofErr w:type="spellEnd"/>
-      <w:r>
-        <w:rPr>
-          <w:lang w:val="ru-RU"/>
-        </w:rPr>
-        <w:t xml:space="preserve">, 2017. </w:t>
+        <w:t xml:space="preserve"> Москва: Стандартинформ, 2017. </w:t>
       </w:r>
       <w:r>
         <w:rPr>
@@ -2438,47 +2892,108 @@
         <w:spacing w:after="0"/>
         <w:jc w:val="both"/>
       </w:pPr>
-      <w:proofErr w:type="spellStart"/>
-      <w:r>
-        <w:t>OpenAPI</w:t>
-      </w:r>
-      <w:proofErr w:type="spellEnd"/>
-      <w:r>
-        <w:t xml:space="preserve"> Specification v3.0.3 / </w:t>
-      </w:r>
-      <w:proofErr w:type="spellStart"/>
-      <w:r>
-        <w:t>OpenAPI</w:t>
-      </w:r>
-      <w:proofErr w:type="spellEnd"/>
-      <w:r>
-        <w:t xml:space="preserve"> Initiative. </w:t>
+      <w:r>
+        <w:t>OpenAPI Specification v3.0.3 / OpenAPI Initiative</w:t>
+      </w:r>
+      <w:r>
+        <w:rPr>
+          <w:rFonts w:ascii="Consolas" w:hAnsi="Consolas" w:cs="Times New Roman"/>
+        </w:rPr>
+        <w:t xml:space="preserve"> </w:t>
+      </w:r>
+      <w:r>
+        <w:t>[</w:t>
+      </w:r>
+      <w:r>
+        <w:rPr>
+          <w:lang w:val="ru-RU"/>
+        </w:rPr>
+        <w:t>Электронный</w:t>
+      </w:r>
+      <w:r>
+        <w:t xml:space="preserve"> </w:t>
+      </w:r>
+      <w:r>
+        <w:rPr>
+          <w:lang w:val="ru-RU"/>
+        </w:rPr>
+        <w:t>ресурс</w:t>
+      </w:r>
+      <w:r>
+        <w:t>].</w:t>
+      </w:r>
+      <w:r>
+        <w:t xml:space="preserve"> </w:t>
       </w:r>
       <w:r>
         <w:t>-</w:t>
       </w:r>
       <w:r>
-        <w:t xml:space="preserve"> 2020. </w:t>
-      </w:r>
-      <w:r>
-        <w:t>-</w:t>
-      </w:r>
-      <w:r>
-        <w:t xml:space="preserve"> URL: https://spec.openapis.org/oas/v3.0.3.html (</w:t>
-      </w:r>
-      <w:proofErr w:type="spellStart"/>
-      <w:r>
+        <w:t xml:space="preserve"> </w:t>
+      </w:r>
+      <w:r>
+        <w:t>URL</w:t>
+      </w:r>
+      <w:r>
+        <w:t xml:space="preserve">: </w:t>
+      </w:r>
+      <w:r>
+        <w:t>https</w:t>
+      </w:r>
+      <w:r>
+        <w:t>://</w:t>
+      </w:r>
+      <w:r>
+        <w:t>spec</w:t>
+      </w:r>
+      <w:r>
+        <w:t>.</w:t>
+      </w:r>
+      <w:r>
+        <w:t>openapis</w:t>
+      </w:r>
+      <w:r>
+        <w:t>.</w:t>
+      </w:r>
+      <w:r>
+        <w:t>org</w:t>
+      </w:r>
+      <w:r>
+        <w:t>/</w:t>
+      </w:r>
+      <w:r>
+        <w:t>oas</w:t>
+      </w:r>
+      <w:r>
+        <w:t>/</w:t>
+      </w:r>
+      <w:r>
+        <w:t>v</w:t>
+      </w:r>
+      <w:r>
+        <w:t>3.0.3.</w:t>
+      </w:r>
+      <w:r>
+        <w:t>html</w:t>
+      </w:r>
+      <w:r>
+        <w:t xml:space="preserve"> (</w:t>
+      </w:r>
+      <w:r>
+        <w:rPr>
+          <w:lang w:val="ru-RU"/>
+        </w:rPr>
         <w:t>дата</w:t>
       </w:r>
-      <w:proofErr w:type="spellEnd"/>
       <w:r>
         <w:t xml:space="preserve"> </w:t>
       </w:r>
-      <w:proofErr w:type="spellStart"/>
-      <w:r>
+      <w:r>
+        <w:rPr>
+          <w:lang w:val="ru-RU"/>
+        </w:rPr>
         <w:t>обращения</w:t>
       </w:r>
-      <w:proofErr w:type="spellEnd"/>
       <w:r>
         <w:t>: 20.09.2026).</w:t>
       </w:r>
@@ -2494,35 +3009,36 @@
         <w:jc w:val="both"/>
       </w:pPr>
       <w:r>
-        <w:t xml:space="preserve">Trace Context: W3C Recommendation / W3C. </w:t>
-      </w:r>
+        <w:t>Trace Context: W3C Recommendation / W3C</w:t>
+      </w:r>
+      <w:r>
+        <w:rPr>
+          <w:lang w:val="ru-RU"/>
+        </w:rPr>
+        <w:t xml:space="preserve"> </w:t>
+      </w:r>
+      <w:r>
+        <w:rPr>
+          <w:lang w:val="ru-RU"/>
+        </w:rPr>
+        <w:t>[Электронный ресурс]</w:t>
+      </w:r>
+      <w:r>
+        <w:t>.</w:t>
+      </w:r>
+      <w:r>
+        <w:rPr>
+          <w:lang w:val="ru-RU"/>
+        </w:rPr>
+        <w:t xml:space="preserve"> </w:t>
+      </w:r>
+      <w:proofErr w:type="gramStart"/>
       <w:r>
         <w:t>-</w:t>
       </w:r>
-      <w:r>
-        <w:t xml:space="preserve"> 2021. </w:t>
-      </w:r>
-      <w:r>
-        <w:t>-</w:t>
-      </w:r>
-      <w:r>
-        <w:t xml:space="preserve"> URL: https://www.w3.org/TR/trace-context/ (</w:t>
-      </w:r>
-      <w:proofErr w:type="spellStart"/>
-      <w:r>
-        <w:t>дата</w:t>
-      </w:r>
-      <w:proofErr w:type="spellEnd"/>
-      <w:r>
-        <w:t xml:space="preserve"> </w:t>
-      </w:r>
-      <w:proofErr w:type="spellStart"/>
-      <w:r>
-        <w:t>обращения</w:t>
-      </w:r>
-      <w:proofErr w:type="spellEnd"/>
-      <w:r>
-        <w:t>: 20.09.2026).</w:t>
+      <w:proofErr w:type="gramEnd"/>
+      <w:r>
+        <w:t xml:space="preserve"> URL: https://www.w3.org/TR/trace-context/ (дата обращения: 20.09.2026).</w:t>
       </w:r>
     </w:p>
     <w:p>
@@ -2535,13 +3051,8 @@
         <w:spacing w:after="0"/>
         <w:jc w:val="both"/>
       </w:pPr>
-      <w:proofErr w:type="spellStart"/>
-      <w:r>
-        <w:t>OpenTelemetry</w:t>
-      </w:r>
-      <w:proofErr w:type="spellEnd"/>
-      <w:r>
-        <w:t xml:space="preserve"> Specification. </w:t>
+      <w:r>
+        <w:t xml:space="preserve">OpenTelemetry Specification. </w:t>
       </w:r>
       <w:r>
         <w:t>-</w:t>
@@ -2553,37 +3064,40 @@
         <w:t>-</w:t>
       </w:r>
       <w:r>
+        <w:t xml:space="preserve"> OpenTelemetry Authors, 2026</w:t>
+      </w:r>
+      <w:r>
         <w:t xml:space="preserve"> </w:t>
       </w:r>
-      <w:proofErr w:type="spellStart"/>
-      <w:r>
-        <w:t>OpenTelemetry</w:t>
-      </w:r>
-      <w:proofErr w:type="spellEnd"/>
-      <w:r>
-        <w:t xml:space="preserve"> Authors, 2026. </w:t>
+      <w:r>
+        <w:t>[</w:t>
+      </w:r>
+      <w:r>
+        <w:rPr>
+          <w:lang w:val="ru-RU"/>
+        </w:rPr>
+        <w:t>Электронный</w:t>
+      </w:r>
+      <w:r>
+        <w:t xml:space="preserve"> </w:t>
+      </w:r>
+      <w:r>
+        <w:rPr>
+          <w:lang w:val="ru-RU"/>
+        </w:rPr>
+        <w:t>ресурс</w:t>
+      </w:r>
+      <w:r>
+        <w:t>]</w:t>
+      </w:r>
+      <w:r>
+        <w:t xml:space="preserve">. </w:t>
       </w:r>
       <w:r>
         <w:t>-</w:t>
       </w:r>
       <w:r>
-        <w:t xml:space="preserve"> URL: https://opentelemetry.io/docs/specs/otel/ (</w:t>
-      </w:r>
-      <w:proofErr w:type="spellStart"/>
-      <w:r>
-        <w:t>дата</w:t>
-      </w:r>
-      <w:proofErr w:type="spellEnd"/>
-      <w:r>
-        <w:t xml:space="preserve"> </w:t>
-      </w:r>
-      <w:proofErr w:type="spellStart"/>
-      <w:r>
-        <w:t>обращения</w:t>
-      </w:r>
-      <w:proofErr w:type="spellEnd"/>
-      <w:r>
-        <w:t>: 20.09.2026).</w:t>
+        <w:t xml:space="preserve"> URL: https://opentelemetry.io/docs/specs/otel/ (дата обращения: 20.09.2026).</w:t>
       </w:r>
     </w:p>
     <w:p>
@@ -3572,7 +4086,6 @@
   <w:style w:type="character" w:default="1" w:styleId="a2">
     <w:name w:val="Default Paragraph Font"/>
     <w:uiPriority w:val="1"/>
-    <w:semiHidden/>
     <w:unhideWhenUsed/>
   </w:style>
   <w:style w:type="table" w:default="1" w:styleId="a3">

--- a/Междисциплинарный проект/Список_Литературы_Кузургалиев.docx
+++ b/Междисциплинарный проект/Список_Литературы_Кузургалиев.docx
@@ -145,7 +145,23 @@
           <w:bCs/>
           <w:lang w:val="ru-RU"/>
         </w:rPr>
-        <w:t>«Разработка информационной системы для анализа эффективности микросервисной архитектуры</w:t>
+        <w:t xml:space="preserve">«Разработка информационной системы для анализа эффективности </w:t>
+      </w:r>
+      <w:proofErr w:type="spellStart"/>
+      <w:r>
+        <w:rPr>
+          <w:bCs/>
+          <w:lang w:val="ru-RU"/>
+        </w:rPr>
+        <w:t>микросервисной</w:t>
+      </w:r>
+      <w:proofErr w:type="spellEnd"/>
+      <w:r>
+        <w:rPr>
+          <w:bCs/>
+          <w:lang w:val="ru-RU"/>
+        </w:rPr>
+        <w:t xml:space="preserve"> архитектуры</w:t>
       </w:r>
       <w:r>
         <w:rPr>
@@ -278,9 +294,11 @@
         </w:rPr>
         <w:t xml:space="preserve"> / </w:t>
       </w:r>
+      <w:proofErr w:type="spellStart"/>
       <w:r>
         <w:t>WoS</w:t>
       </w:r>
+      <w:proofErr w:type="spellEnd"/>
       <w:r>
         <w:rPr>
           <w:lang w:val="ru-RU"/>
@@ -520,8 +538,13 @@
         <w:jc w:val="both"/>
       </w:pPr>
       <w:r>
-        <w:t>Microservices Architecture Market Report Evaluates Growth // OpenPR</w:t>
-      </w:r>
+        <w:t xml:space="preserve">Microservices Architecture Market Report Evaluates Growth // </w:t>
+      </w:r>
+      <w:proofErr w:type="spellStart"/>
+      <w:r>
+        <w:t>OpenPR</w:t>
+      </w:r>
+      <w:proofErr w:type="spellEnd"/>
       <w:r>
         <w:rPr>
           <w:rFonts w:ascii="Consolas" w:hAnsi="Consolas" w:cs="Times New Roman"/>
@@ -948,7 +971,21 @@
         <w:rPr>
           <w:lang w:val="ru-RU"/>
         </w:rPr>
-        <w:t>Михайлова, А. Материал о микросервисах / А. Михайлова // Коммерсантъ</w:t>
+        <w:t xml:space="preserve">Михайлова, А. Материал о </w:t>
+      </w:r>
+      <w:proofErr w:type="spellStart"/>
+      <w:r>
+        <w:rPr>
+          <w:lang w:val="ru-RU"/>
+        </w:rPr>
+        <w:t>микросервисах</w:t>
+      </w:r>
+      <w:proofErr w:type="spellEnd"/>
+      <w:r>
+        <w:rPr>
+          <w:lang w:val="ru-RU"/>
+        </w:rPr>
+        <w:t xml:space="preserve"> / А. Михайлова // Коммерсантъ</w:t>
       </w:r>
       <w:r>
         <w:rPr>
@@ -1060,7 +1097,23 @@
         <w:t>-</w:t>
       </w:r>
       <w:r>
-        <w:t xml:space="preserve"> URL: https://samnewman.io/books/building_microservices_2nd_edition/ (дата обращения: 27.10.2026).</w:t>
+        <w:t xml:space="preserve"> URL: https://samnewman.io/books/building_microservices_2nd_edition/ (</w:t>
+      </w:r>
+      <w:proofErr w:type="spellStart"/>
+      <w:r>
+        <w:t>дата</w:t>
+      </w:r>
+      <w:proofErr w:type="spellEnd"/>
+      <w:r>
+        <w:t xml:space="preserve"> </w:t>
+      </w:r>
+      <w:proofErr w:type="spellStart"/>
+      <w:r>
+        <w:t>обращения</w:t>
+      </w:r>
+      <w:proofErr w:type="spellEnd"/>
+      <w:r>
+        <w:t>: 27.10.2026).</w:t>
       </w:r>
     </w:p>
     <w:p>
@@ -1086,7 +1139,21 @@
         <w:rPr>
           <w:lang w:val="ru-RU"/>
         </w:rPr>
-        <w:t xml:space="preserve">/ К.Ричардсон; пер. с англ. </w:t>
+        <w:t xml:space="preserve">/ </w:t>
+      </w:r>
+      <w:proofErr w:type="spellStart"/>
+      <w:r>
+        <w:rPr>
+          <w:lang w:val="ru-RU"/>
+        </w:rPr>
+        <w:t>К.Ричардсон</w:t>
+      </w:r>
+      <w:proofErr w:type="spellEnd"/>
+      <w:r>
+        <w:rPr>
+          <w:lang w:val="ru-RU"/>
+        </w:rPr>
+        <w:t xml:space="preserve">; пер. с англ. </w:t>
       </w:r>
       <w:r>
         <w:rPr>
@@ -1130,11 +1197,27 @@
         <w:rPr>
           <w:lang w:val="ru-RU"/>
         </w:rPr>
-        <w:t xml:space="preserve">Васильев, Н. В. Системы в условиях масштабирования в нескольких датацентрах / Н. В. Васильев // </w:t>
-      </w:r>
+        <w:t xml:space="preserve">Васильев, Н. В. Системы в условиях масштабирования в нескольких </w:t>
+      </w:r>
+      <w:proofErr w:type="spellStart"/>
+      <w:r>
+        <w:rPr>
+          <w:lang w:val="ru-RU"/>
+        </w:rPr>
+        <w:t>датацентрах</w:t>
+      </w:r>
+      <w:proofErr w:type="spellEnd"/>
+      <w:r>
+        <w:rPr>
+          <w:lang w:val="ru-RU"/>
+        </w:rPr>
+        <w:t xml:space="preserve"> / Н. В. Васильев // </w:t>
+      </w:r>
+      <w:proofErr w:type="spellStart"/>
       <w:r>
         <w:t>StudNet</w:t>
       </w:r>
+      <w:proofErr w:type="spellEnd"/>
       <w:r>
         <w:rPr>
           <w:lang w:val="ru-RU"/>
@@ -1184,7 +1267,21 @@
           <w:lang w:val="ru-RU"/>
         </w:rPr>
         <w:lastRenderedPageBreak/>
-        <w:t xml:space="preserve">Голиков, В. А. Исследование ключевых архитектурных паттернов микросервисов: теоретический анализ их роли в построении отказоустойчивой информационной системы / В. А. Голиков, М. В. Янаева, Н. Т. Рудник // Вестник науки. </w:t>
+        <w:t xml:space="preserve">Голиков, В. А. Исследование ключевых архитектурных паттернов </w:t>
+      </w:r>
+      <w:proofErr w:type="spellStart"/>
+      <w:r>
+        <w:rPr>
+          <w:lang w:val="ru-RU"/>
+        </w:rPr>
+        <w:t>микросервисов</w:t>
+      </w:r>
+      <w:proofErr w:type="spellEnd"/>
+      <w:r>
+        <w:rPr>
+          <w:lang w:val="ru-RU"/>
+        </w:rPr>
+        <w:t xml:space="preserve">: теоретический анализ их роли в построении отказоустойчивой информационной системы / В. А. Голиков, М. В. Янаева, Н. Т. Рудник // Вестник науки. </w:t>
       </w:r>
       <w:r>
         <w:rPr>
@@ -1266,7 +1363,15 @@
         <w:jc w:val="both"/>
       </w:pPr>
       <w:r>
-        <w:t xml:space="preserve">Devaraj, A. DeLone &amp; McLean Models of Information System Success: Critical Meta-Review and Research Directions / A. Devaraj // International Journal of Information Management. </w:t>
+        <w:t xml:space="preserve">Devaraj, A. </w:t>
+      </w:r>
+      <w:proofErr w:type="spellStart"/>
+      <w:r>
+        <w:t>DeLone</w:t>
+      </w:r>
+      <w:proofErr w:type="spellEnd"/>
+      <w:r>
+        <w:t xml:space="preserve"> &amp; McLean Models of Information System Success: Critical Meta-Review and Research Directions / A. Devaraj // International Journal of Information Management. </w:t>
       </w:r>
       <w:r>
         <w:t>-</w:t>
@@ -1409,7 +1514,21 @@
         <w:rPr>
           <w:lang w:val="ru-RU"/>
         </w:rPr>
-        <w:t>Баженов, А. Э. Оптимизация взаимодействия микросервисов с использованием асинхронных вызовов и брокеров сообщений (</w:t>
+        <w:t xml:space="preserve">Баженов, А. Э. Оптимизация взаимодействия </w:t>
+      </w:r>
+      <w:proofErr w:type="spellStart"/>
+      <w:r>
+        <w:rPr>
+          <w:lang w:val="ru-RU"/>
+        </w:rPr>
+        <w:t>микросервисов</w:t>
+      </w:r>
+      <w:proofErr w:type="spellEnd"/>
+      <w:r>
+        <w:rPr>
+          <w:lang w:val="ru-RU"/>
+        </w:rPr>
+        <w:t xml:space="preserve"> с использованием асинхронных вызовов и брокеров сообщений (</w:t>
       </w:r>
       <w:r>
         <w:t>Kafka</w:t>
@@ -1662,7 +1781,21 @@
         <w:rPr>
           <w:lang w:val="ru-RU"/>
         </w:rPr>
-        <w:t xml:space="preserve">Москва: Стандартинформ, 2019. </w:t>
+        <w:t xml:space="preserve">Москва: </w:t>
+      </w:r>
+      <w:proofErr w:type="spellStart"/>
+      <w:r>
+        <w:rPr>
+          <w:lang w:val="ru-RU"/>
+        </w:rPr>
+        <w:t>Стандартинформ</w:t>
+      </w:r>
+      <w:proofErr w:type="spellEnd"/>
+      <w:r>
+        <w:rPr>
+          <w:lang w:val="ru-RU"/>
+        </w:rPr>
+        <w:t xml:space="preserve">, 2019. </w:t>
       </w:r>
       <w:r>
         <w:rPr>
@@ -1694,7 +1827,21 @@
         <w:rPr>
           <w:lang w:val="ru-RU"/>
         </w:rPr>
-        <w:t xml:space="preserve">ГОСТ Р ИСО/МЭК 25010–2015. Системная и программная инженерия. Требования и оценка качества систем и программного обеспечения. Модели качества систем и программного продукта (ISO/IEC 25010:2011): нац. стандарт Российской Федерации: изд. офиц. – Москва: Стандартинформ, 2015. </w:t>
+        <w:t xml:space="preserve">ГОСТ Р ИСО/МЭК 25010–2015. Системная и программная инженерия. Требования и оценка качества систем и программного обеспечения. Модели качества систем и программного продукта (ISO/IEC 25010:2011): нац. стандарт Российской Федерации: изд. офиц. – Москва: </w:t>
+      </w:r>
+      <w:proofErr w:type="spellStart"/>
+      <w:r>
+        <w:rPr>
+          <w:lang w:val="ru-RU"/>
+        </w:rPr>
+        <w:t>Стандартинформ</w:t>
+      </w:r>
+      <w:proofErr w:type="spellEnd"/>
+      <w:r>
+        <w:rPr>
+          <w:lang w:val="ru-RU"/>
+        </w:rPr>
+        <w:t xml:space="preserve">, 2015. </w:t>
       </w:r>
       <w:r>
         <w:rPr>
@@ -1723,10 +1870,7 @@
         <w:t>RFC 8259. The JavaScript Object Notation (JSON) Data Interchange Format</w:t>
       </w:r>
       <w:r>
-        <w:t xml:space="preserve"> </w:t>
-      </w:r>
-      <w:r>
-        <w:t>[</w:t>
+        <w:t xml:space="preserve"> [</w:t>
       </w:r>
       <w:r>
         <w:rPr>
@@ -1857,6 +2001,9 @@
         <w:t>RFC</w:t>
       </w:r>
       <w:r>
+        <w:rPr>
+          <w:lang w:val="ru-RU"/>
+        </w:rPr>
         <w:t xml:space="preserve"> 9110. </w:t>
       </w:r>
       <w:r>
@@ -1928,18 +2075,22 @@
         </w:rPr>
         <w:t>.</w:t>
       </w:r>
+      <w:proofErr w:type="spellStart"/>
       <w:r>
         <w:t>protokols</w:t>
       </w:r>
+      <w:proofErr w:type="spellEnd"/>
       <w:r>
         <w:rPr>
           <w:lang w:val="ru-RU"/>
         </w:rPr>
         <w:t>.</w:t>
       </w:r>
+      <w:proofErr w:type="spellStart"/>
       <w:r>
         <w:t>ru</w:t>
       </w:r>
+      <w:proofErr w:type="spellEnd"/>
       <w:r>
         <w:rPr>
           <w:lang w:val="ru-RU"/>
@@ -1982,9 +2133,11 @@
         </w:rPr>
         <w:t>/2022/06/</w:t>
       </w:r>
+      <w:proofErr w:type="spellStart"/>
       <w:r>
         <w:t>rfc</w:t>
       </w:r>
+      <w:proofErr w:type="spellEnd"/>
       <w:r>
         <w:rPr>
           <w:lang w:val="ru-RU"/>
@@ -2136,9 +2289,11 @@
           <w:lang w:val="ru-RU"/>
         </w:rPr>
       </w:pPr>
+      <w:proofErr w:type="spellStart"/>
       <w:r>
         <w:t>rkt</w:t>
       </w:r>
+      <w:proofErr w:type="spellEnd"/>
       <w:r>
         <w:rPr>
           <w:lang w:val="ru-RU"/>
@@ -2202,9 +2357,11 @@
         </w:rPr>
         <w:t>.</w:t>
       </w:r>
+      <w:proofErr w:type="spellStart"/>
       <w:r>
         <w:t>readthedocs</w:t>
       </w:r>
+      <w:proofErr w:type="spellEnd"/>
       <w:r>
         <w:rPr>
           <w:lang w:val="ru-RU"/>
@@ -2220,9 +2377,11 @@
         </w:rPr>
         <w:t>/</w:t>
       </w:r>
+      <w:proofErr w:type="spellStart"/>
       <w:r>
         <w:t>en</w:t>
       </w:r>
+      <w:proofErr w:type="spellEnd"/>
       <w:r>
         <w:rPr>
           <w:lang w:val="ru-RU"/>
@@ -2321,9 +2480,11 @@
         </w:rPr>
         <w:t>://</w:t>
       </w:r>
+      <w:proofErr w:type="spellStart"/>
       <w:r>
         <w:t>kubernetes</w:t>
       </w:r>
+      <w:proofErr w:type="spellEnd"/>
       <w:r>
         <w:rPr>
           <w:lang w:val="ru-RU"/>
@@ -2484,9 +2645,11 @@
           <w:lang w:val="ru-RU"/>
         </w:rPr>
       </w:pPr>
+      <w:proofErr w:type="spellStart"/>
       <w:r>
         <w:t>HashiCorp</w:t>
       </w:r>
+      <w:proofErr w:type="spellEnd"/>
       <w:r>
         <w:rPr>
           <w:lang w:val="ru-RU"/>
@@ -2571,9 +2734,11 @@
         </w:rPr>
         <w:t>.</w:t>
       </w:r>
+      <w:proofErr w:type="spellStart"/>
       <w:r>
         <w:t>hashicorp</w:t>
       </w:r>
+      <w:proofErr w:type="spellEnd"/>
       <w:r>
         <w:rPr>
           <w:lang w:val="ru-RU"/>
@@ -2656,11 +2821,61 @@
           <w:lang w:val="ru-RU"/>
         </w:rPr>
       </w:pPr>
-      <w:r>
-        <w:rPr>
-          <w:lang w:val="ru-RU"/>
-        </w:rPr>
-        <w:t xml:space="preserve">Ляшов, Е. И. Ресурсоэффективные алгоритмы балансировки нагрузки в распределённых микросервисных архитектурах / Е. И. Ляшов // Вестник науки. </w:t>
+      <w:proofErr w:type="spellStart"/>
+      <w:r>
+        <w:rPr>
+          <w:lang w:val="ru-RU"/>
+        </w:rPr>
+        <w:t>Ляшов</w:t>
+      </w:r>
+      <w:proofErr w:type="spellEnd"/>
+      <w:r>
+        <w:rPr>
+          <w:lang w:val="ru-RU"/>
+        </w:rPr>
+        <w:t xml:space="preserve">, Е. И. </w:t>
+      </w:r>
+      <w:proofErr w:type="spellStart"/>
+      <w:r>
+        <w:rPr>
+          <w:lang w:val="ru-RU"/>
+        </w:rPr>
+        <w:t>Ресурсоэффективные</w:t>
+      </w:r>
+      <w:proofErr w:type="spellEnd"/>
+      <w:r>
+        <w:rPr>
+          <w:lang w:val="ru-RU"/>
+        </w:rPr>
+        <w:t xml:space="preserve"> алгоритмы балансировки нагрузки в распределённых </w:t>
+      </w:r>
+      <w:proofErr w:type="spellStart"/>
+      <w:r>
+        <w:rPr>
+          <w:lang w:val="ru-RU"/>
+        </w:rPr>
+        <w:t>микросервисных</w:t>
+      </w:r>
+      <w:proofErr w:type="spellEnd"/>
+      <w:r>
+        <w:rPr>
+          <w:lang w:val="ru-RU"/>
+        </w:rPr>
+        <w:t xml:space="preserve"> архитектурах / Е. И. </w:t>
+      </w:r>
+      <w:proofErr w:type="spellStart"/>
+      <w:r>
+        <w:rPr>
+          <w:lang w:val="ru-RU"/>
+        </w:rPr>
+        <w:t>Ляшов</w:t>
+      </w:r>
+      <w:proofErr w:type="spellEnd"/>
+      <w:r>
+        <w:rPr>
+          <w:lang w:val="ru-RU"/>
+        </w:rPr>
+        <w:t xml:space="preserve"> // Вестник науки. </w:t>
       </w:r>
       <w:r>
         <w:rPr>
@@ -2717,7 +2932,21 @@
         <w:rPr>
           <w:lang w:val="ru-RU"/>
         </w:rPr>
-        <w:t xml:space="preserve"> Москва: Стандартинформ, 2011. </w:t>
+        <w:t xml:space="preserve"> Москва: </w:t>
+      </w:r>
+      <w:proofErr w:type="spellStart"/>
+      <w:r>
+        <w:rPr>
+          <w:lang w:val="ru-RU"/>
+        </w:rPr>
+        <w:t>Стандартинформ</w:t>
+      </w:r>
+      <w:proofErr w:type="spellEnd"/>
+      <w:r>
+        <w:rPr>
+          <w:lang w:val="ru-RU"/>
+        </w:rPr>
+        <w:t xml:space="preserve">, 2011. </w:t>
       </w:r>
       <w:r>
         <w:rPr>
@@ -2761,7 +2990,21 @@
         <w:rPr>
           <w:lang w:val="ru-RU"/>
         </w:rPr>
-        <w:t xml:space="preserve"> Москва: Стандартинформ, 2021. </w:t>
+        <w:t xml:space="preserve"> Москва: </w:t>
+      </w:r>
+      <w:proofErr w:type="spellStart"/>
+      <w:r>
+        <w:rPr>
+          <w:lang w:val="ru-RU"/>
+        </w:rPr>
+        <w:t>Стандартинформ</w:t>
+      </w:r>
+      <w:proofErr w:type="spellEnd"/>
+      <w:r>
+        <w:rPr>
+          <w:lang w:val="ru-RU"/>
+        </w:rPr>
+        <w:t xml:space="preserve">, 2021. </w:t>
       </w:r>
       <w:r>
         <w:rPr>
@@ -2805,7 +3048,21 @@
         <w:rPr>
           <w:lang w:val="ru-RU"/>
         </w:rPr>
-        <w:t xml:space="preserve"> Москва: Стандартинформ, 2019. </w:t>
+        <w:t xml:space="preserve"> Москва: </w:t>
+      </w:r>
+      <w:proofErr w:type="spellStart"/>
+      <w:r>
+        <w:rPr>
+          <w:lang w:val="ru-RU"/>
+        </w:rPr>
+        <w:t>Стандартинформ</w:t>
+      </w:r>
+      <w:proofErr w:type="spellEnd"/>
+      <w:r>
+        <w:rPr>
+          <w:lang w:val="ru-RU"/>
+        </w:rPr>
+        <w:t xml:space="preserve">, 2019. </w:t>
       </w:r>
       <w:r>
         <w:rPr>
@@ -2855,7 +3112,21 @@
         <w:rPr>
           <w:lang w:val="ru-RU"/>
         </w:rPr>
-        <w:t xml:space="preserve"> Москва: Стандартинформ, 2017. </w:t>
+        <w:t xml:space="preserve"> Москва: </w:t>
+      </w:r>
+      <w:proofErr w:type="spellStart"/>
+      <w:r>
+        <w:rPr>
+          <w:lang w:val="ru-RU"/>
+        </w:rPr>
+        <w:t>Стандартинформ</w:t>
+      </w:r>
+      <w:proofErr w:type="spellEnd"/>
+      <w:r>
+        <w:rPr>
+          <w:lang w:val="ru-RU"/>
+        </w:rPr>
+        <w:t xml:space="preserve">, 2017. </w:t>
       </w:r>
       <w:r>
         <w:rPr>
@@ -2892,8 +3163,21 @@
         <w:spacing w:after="0"/>
         <w:jc w:val="both"/>
       </w:pPr>
-      <w:r>
-        <w:t>OpenAPI Specification v3.0.3 / OpenAPI Initiative</w:t>
+      <w:proofErr w:type="spellStart"/>
+      <w:r>
+        <w:t>OpenAPI</w:t>
+      </w:r>
+      <w:proofErr w:type="spellEnd"/>
+      <w:r>
+        <w:t xml:space="preserve"> Specification v3.0.3 / </w:t>
+      </w:r>
+      <w:proofErr w:type="spellStart"/>
+      <w:r>
+        <w:t>OpenAPI</w:t>
+      </w:r>
+      <w:proofErr w:type="spellEnd"/>
+      <w:r>
+        <w:t xml:space="preserve"> Initiative</w:t>
       </w:r>
       <w:r>
         <w:rPr>
@@ -3032,13 +3316,27 @@
         </w:rPr>
         <w:t xml:space="preserve"> </w:t>
       </w:r>
-      <w:proofErr w:type="gramStart"/>
       <w:r>
         <w:t>-</w:t>
       </w:r>
-      <w:proofErr w:type="gramEnd"/>
-      <w:r>
-        <w:t xml:space="preserve"> URL: https://www.w3.org/TR/trace-context/ (дата обращения: 20.09.2026).</w:t>
+      <w:r>
+        <w:t xml:space="preserve"> URL: https://www.w3.org/TR/trace-context/ (</w:t>
+      </w:r>
+      <w:proofErr w:type="spellStart"/>
+      <w:r>
+        <w:t>дата</w:t>
+      </w:r>
+      <w:proofErr w:type="spellEnd"/>
+      <w:r>
+        <w:t xml:space="preserve"> </w:t>
+      </w:r>
+      <w:proofErr w:type="spellStart"/>
+      <w:r>
+        <w:t>обращения</w:t>
+      </w:r>
+      <w:proofErr w:type="spellEnd"/>
+      <w:r>
+        <w:t>: 20.09.2026).</w:t>
       </w:r>
     </w:p>
     <w:p>
@@ -3051,8 +3349,13 @@
         <w:spacing w:after="0"/>
         <w:jc w:val="both"/>
       </w:pPr>
-      <w:r>
-        <w:t xml:space="preserve">OpenTelemetry Specification. </w:t>
+      <w:proofErr w:type="spellStart"/>
+      <w:r>
+        <w:t>OpenTelemetry</w:t>
+      </w:r>
+      <w:proofErr w:type="spellEnd"/>
+      <w:r>
+        <w:t xml:space="preserve"> Specification. </w:t>
       </w:r>
       <w:r>
         <w:t>-</w:t>
@@ -3064,13 +3367,18 @@
         <w:t>-</w:t>
       </w:r>
       <w:r>
-        <w:t xml:space="preserve"> OpenTelemetry Authors, 2026</w:t>
-      </w:r>
-      <w:r>
         <w:t xml:space="preserve"> </w:t>
       </w:r>
-      <w:r>
-        <w:t>[</w:t>
+      <w:proofErr w:type="spellStart"/>
+      <w:r>
+        <w:t>OpenTelemetry</w:t>
+      </w:r>
+      <w:proofErr w:type="spellEnd"/>
+      <w:r>
+        <w:t xml:space="preserve"> Authors, 2026</w:t>
+      </w:r>
+      <w:r>
+        <w:t xml:space="preserve"> [</w:t>
       </w:r>
       <w:r>
         <w:rPr>
@@ -3097,20 +3405,24 @@
         <w:t>-</w:t>
       </w:r>
       <w:r>
-        <w:t xml:space="preserve"> URL: https://opentelemetry.io/docs/specs/otel/ (дата обращения: 20.09.2026).</w:t>
-      </w:r>
-    </w:p>
-    <w:p>
-      <w:pPr>
-        <w:pStyle w:val="a0"/>
-        <w:numPr>
-          <w:ilvl w:val="0"/>
-          <w:numId w:val="0"/>
-        </w:numPr>
-        <w:spacing w:after="0"/>
-        <w:ind w:left="360"/>
-        <w:jc w:val="both"/>
-      </w:pPr>
+        <w:t xml:space="preserve"> URL: https://opentelemetry.io/docs/specs/otel/ (</w:t>
+      </w:r>
+      <w:proofErr w:type="spellStart"/>
+      <w:r>
+        <w:t>дата</w:t>
+      </w:r>
+      <w:proofErr w:type="spellEnd"/>
+      <w:r>
+        <w:t xml:space="preserve"> </w:t>
+      </w:r>
+      <w:proofErr w:type="spellStart"/>
+      <w:r>
+        <w:t>обращения</w:t>
+      </w:r>
+      <w:proofErr w:type="spellEnd"/>
+      <w:r>
+        <w:t>: 20.09.2026).</w:t>
+      </w:r>
     </w:p>
     <w:sectPr>
       <w:footerReference w:type="default" r:id="rId8"/>
@@ -4086,6 +4398,7 @@
   <w:style w:type="character" w:default="1" w:styleId="a2">
     <w:name w:val="Default Paragraph Font"/>
     <w:uiPriority w:val="1"/>
+    <w:semiHidden/>
     <w:unhideWhenUsed/>
   </w:style>
   <w:style w:type="table" w:default="1" w:styleId="a3">
